--- a/atelier/atelier_038.docx
+++ b/atelier/atelier_038.docx
@@ -394,7 +394,7 @@
           </w:tcPr>
           <w:p>
             <w:r>
-              <w:t xml:space="preserve">Règle blameless ancrée (ateliers #36, #37)</w:t>
+              <w:t xml:space="preserve">Règle blameless ancrée</w:t>
             </w:r>
           </w:p>
         </w:tc>
